--- a/writeups/docx/03_qec_dashboard.docx
+++ b/writeups/docx/03_qec_dashboard.docx
@@ -78,7 +78,7 @@
     </w:p>
     <w:p>
       <w:r>
-        <w:t>Sample artifacts were bundled with the application so that it works out of the box; an optional generator regenerates them from the upstream simulator and benchmark packages. Loader behaviour was covered by unit tests.</w:t>
+        <w:t>Sample artifacts were bundled with the application so that it works out of the box; an optional generator regenerates them from the upstream simulator and benchmark packages. Loader behavior was covered by unit tests.</w:t>
       </w:r>
     </w:p>
     <w:p>
@@ -155,7 +155,7 @@
     </w:p>
     <w:p>
       <w:r>
-        <w:t>Separating presentation from computation through a small data contract is the same discipline that underlies production observability stacks, and it pays off here in deployability and testing speed. The dashboard is intentionally read-only and static; it visualises completed runs rather than streaming live results.</w:t>
+        <w:t>Separating presentation from computation through a small data contract is the same discipline that underlies production observability stacks, and it pays off here in deployability and testing speed. The dashboard is intentionally read-only and static; it visualizes completed runs rather than streaming live results.</w:t>
       </w:r>
     </w:p>
     <w:p>

--- a/writeups/docx/03_qec_dashboard.docx
+++ b/writeups/docx/03_qec_dashboard.docx
@@ -155,12 +155,12 @@
     </w:p>
     <w:p>
       <w:r>
-        <w:t>Separating presentation from computation through a small data contract is the same discipline that underlies production observability stacks, and it pays off here in deployability and testing speed. The dashboard is intentionally read-only and static; it visualizes completed runs rather than streaming live results.</w:t>
+        <w:t>Separating presentation from computation through a small data contract is a common pattern in production observability stacks; here it improves deployability and testing speed. The dashboard is read-only and static; it visualizes completed runs rather than streaming live results.</w:t>
       </w:r>
     </w:p>
     <w:p>
       <w:r>
-        <w:t>Future work includes streaming metrics from long-running sweeps, alerting when an operating point drifts above threshold, and richer cross-filtering across decoders and code distances. The clean contract makes such extensions additive rather than invasive.</w:t>
+        <w:t>Future work includes streaming metrics from long-running sweeps, alerting when an operating point drifts above threshold, and richer cross-filtering across decoders and code distances. The data contract makes such extensions additive rather than invasive.</w:t>
       </w:r>
     </w:p>
     <w:p>

--- a/writeups/docx/03_qec_dashboard.docx
+++ b/writeups/docx/03_qec_dashboard.docx
@@ -55,7 +55,7 @@
     </w:p>
     <w:p>
       <w:r>
-        <w:t>Simulation and benchmarking produce numbers; turning those numbers into decision-ready views is a separate skill. In operational settings, dashboards consume metrics emitted by upstream pipelines rather than recomputing them, which keeps the presentation layer fast, cheap to deploy and robust to changes in the compute layer. This work applied that pattern to quantum error correction.</w:t>
+        <w:t>Simulation and benchmarking produce numbers; turning those numbers into decision-ready views is a separate skill. In operational settings, dashboards consume metrics emitted by upstream pipelines rather than recomputing them, which keeps the presentation layer quick to deploy and isolated from changes in the compute layer. This work applied that pattern to quantum error correction.</w:t>
       </w:r>
     </w:p>
     <w:p>
